--- a/Fiches-descriptive/Fiche-descriptive_RechercherUnMateriel.docx
+++ b/Fiches-descriptive/Fiche-descriptive_RechercherUnMateriel.docx
@@ -300,49 +300,35 @@
               <w:rPr>
                 <w:noProof/>
               </w:rPr>
-              <w:t>EN TANT QUE …&lt;Utilisateur&gt; Gestionnaire</w:t>
-            </w:r>
-          </w:p>
-          <w:p>
-            <w:pPr>
-              <w:spacing w:after="60" w:line="252" w:lineRule="auto"/>
-              <w:rPr>
-                <w:noProof/>
-              </w:rPr>
-            </w:pPr>
-            <w:r>
-              <w:rPr>
-                <w:noProof/>
-              </w:rPr>
-              <w:t xml:space="preserve">JE SOUHAITE … &lt;Consulter des informations&gt; Rechercher un matériel </w:t>
-            </w:r>
-          </w:p>
-          <w:p>
-            <w:pPr>
-              <w:spacing w:after="60" w:line="252" w:lineRule="auto"/>
-            </w:pPr>
-            <w:r>
-              <w:rPr>
-                <w:noProof/>
-              </w:rPr>
-              <w:t xml:space="preserve">AFIN DE … &lt;Obtenir une information&gt; </w:t>
+              <w:t>EN TANT QUE … Gestionnaire</w:t>
+            </w:r>
+          </w:p>
+          <w:p>
+            <w:pPr>
+              <w:spacing w:after="60" w:line="252" w:lineRule="auto"/>
+              <w:rPr>
+                <w:noProof/>
+              </w:rPr>
+            </w:pPr>
+            <w:r>
+              <w:rPr>
+                <w:noProof/>
+              </w:rPr>
+              <w:t xml:space="preserve">JE SOUHAITE … Rechercher un matériel </w:t>
+            </w:r>
+          </w:p>
+          <w:p>
+            <w:pPr>
+              <w:spacing w:after="60" w:line="252" w:lineRule="auto"/>
+            </w:pPr>
+            <w:r>
+              <w:rPr>
+                <w:noProof/>
+              </w:rPr>
+              <w:t xml:space="preserve">AFIN DE … </w:t>
             </w:r>
             <w:r>
               <w:t>retrouver rapidement un matériel enregistré dans le SI</w:t>
-            </w:r>
-          </w:p>
-          <w:p>
-            <w:pPr>
-              <w:spacing w:after="60" w:line="252" w:lineRule="auto"/>
-              <w:rPr>
-                <w:noProof/>
-              </w:rPr>
-            </w:pPr>
-            <w:r>
-              <w:rPr>
-                <w:noProof/>
-              </w:rPr>
-              <w:t>Acteur principal : Gestionnaire</w:t>
             </w:r>
           </w:p>
           <w:p>
@@ -442,67 +428,7 @@
               <w:rPr>
                 <w:noProof/>
               </w:rPr>
-              <w:t>Le gestionnaire saisit un ou plusieurs critères de recherche.</w:t>
-            </w:r>
-          </w:p>
-          <w:p>
-            <w:pPr>
-              <w:pStyle w:val="Paragraphedeliste"/>
-              <w:numPr>
-                <w:ilvl w:val="0"/>
-                <w:numId w:val="1"/>
-              </w:numPr>
-              <w:spacing w:after="60" w:line="252" w:lineRule="auto"/>
-              <w:ind w:left="284" w:hanging="284"/>
-              <w:rPr>
-                <w:noProof/>
-              </w:rPr>
-            </w:pPr>
-            <w:r>
-              <w:rPr>
-                <w:noProof/>
-              </w:rPr>
-              <w:t>Le système affiche les matériels correspondant aux critères</w:t>
-            </w:r>
-          </w:p>
-          <w:p>
-            <w:pPr>
-              <w:pStyle w:val="Paragraphedeliste"/>
-              <w:numPr>
-                <w:ilvl w:val="0"/>
-                <w:numId w:val="1"/>
-              </w:numPr>
-              <w:spacing w:after="60" w:line="252" w:lineRule="auto"/>
-              <w:ind w:left="284" w:hanging="284"/>
-              <w:rPr>
-                <w:noProof/>
-              </w:rPr>
-            </w:pPr>
-            <w:r>
-              <w:rPr>
-                <w:noProof/>
-              </w:rPr>
-              <w:t>Si aucun matériel ne correspond, le système affiche un message indiquant qu’aucun résultat n’a été trouvé.</w:t>
-            </w:r>
-          </w:p>
-          <w:p>
-            <w:pPr>
-              <w:pStyle w:val="Paragraphedeliste"/>
-              <w:numPr>
-                <w:ilvl w:val="0"/>
-                <w:numId w:val="1"/>
-              </w:numPr>
-              <w:spacing w:after="60" w:line="252" w:lineRule="auto"/>
-              <w:ind w:left="284" w:hanging="284"/>
-              <w:rPr>
-                <w:noProof/>
-              </w:rPr>
-            </w:pPr>
-            <w:r>
-              <w:rPr>
-                <w:noProof/>
-              </w:rPr>
-              <w:t>Le gestionnaire peut sélectionner un matériel dans la liste des résultats.</w:t>
+              <w:t>Le système affiche les matériels correspondant aux critères.</w:t>
             </w:r>
           </w:p>
         </w:tc>
@@ -602,7 +528,19 @@
               <w:rPr>
                 <w:noProof/>
               </w:rPr>
-              <w:t>Si aucun critère n’est renseigné, le système peut afficher l’ensemble des matériels.</w:t>
+              <w:t xml:space="preserve">Si aucun critère n’est renseigné, le système </w:t>
+            </w:r>
+            <w:r>
+              <w:rPr>
+                <w:noProof/>
+              </w:rPr>
+              <w:t xml:space="preserve">affiche </w:t>
+            </w:r>
+            <w:r>
+              <w:rPr>
+                <w:noProof/>
+              </w:rPr>
+              <w:t>l’ensemble des matériels.</w:t>
             </w:r>
           </w:p>
         </w:tc>
@@ -680,26 +618,6 @@
               <w:t>Seul un utilisateur autorisé peut rechercher un matériel. </w:t>
             </w:r>
           </w:p>
-          <w:p>
-            <w:pPr>
-              <w:pStyle w:val="Paragraphedeliste"/>
-              <w:numPr>
-                <w:ilvl w:val="0"/>
-                <w:numId w:val="1"/>
-              </w:numPr>
-              <w:spacing w:after="60" w:line="252" w:lineRule="auto"/>
-              <w:ind w:left="284" w:hanging="284"/>
-              <w:rPr>
-                <w:noProof/>
-              </w:rPr>
-            </w:pPr>
-            <w:r>
-              <w:rPr>
-                <w:noProof/>
-              </w:rPr>
-              <w:t>Les résultats doivent être affichés rapidement.</w:t>
-            </w:r>
-          </w:p>
         </w:tc>
       </w:tr>
       <w:tr>
@@ -849,7 +767,7 @@
     </w:p>
     <w:tbl>
       <w:tblPr>
-        <w:tblW w:w="0" w:type="auto"/>
+        <w:tblW w:w="9866" w:type="dxa"/>
         <w:jc w:val="center"/>
         <w:tblBorders>
           <w:top w:val="single" w:sz="6" w:space="0" w:color="D9D9D9"/>
@@ -961,7 +879,10 @@
               <w:spacing w:after="60" w:line="252" w:lineRule="auto"/>
             </w:pPr>
             <w:r>
-              <w:t>1. Le gestionnaire accède à la recherche de matériel.</w:t>
+              <w:t>1</w:t>
+            </w:r>
+            <w:r>
+              <w:t>. Le gestionnaire saisit un ou plusieurs critères de recherche.</w:t>
             </w:r>
           </w:p>
         </w:tc>
@@ -977,10 +898,10 @@
               <w:spacing w:after="60" w:line="252" w:lineRule="auto"/>
             </w:pPr>
             <w:r>
-              <w:t>2. Le système affiche la barre de recherche et</w:t>
-            </w:r>
-            <w:r>
-              <w:t xml:space="preserve"> les filtres disponibles.</w:t>
+              <w:t xml:space="preserve">2. </w:t>
+            </w:r>
+            <w:r>
+              <w:t>Le système recherche les matériels correspondant aux critères.</w:t>
             </w:r>
           </w:p>
         </w:tc>
@@ -1001,9 +922,6 @@
               <w:keepNext/>
               <w:spacing w:after="60" w:line="252" w:lineRule="auto"/>
             </w:pPr>
-            <w:r>
-              <w:t>3. Le gestionnaire saisit un ou plusieurs critères de recherche.</w:t>
-            </w:r>
           </w:p>
         </w:tc>
         <w:tc>
@@ -1017,112 +935,12 @@
               <w:keepNext/>
               <w:spacing w:after="60" w:line="252" w:lineRule="auto"/>
             </w:pPr>
-          </w:p>
-        </w:tc>
-      </w:tr>
-      <w:tr>
-        <w:trPr>
-          <w:cantSplit/>
-          <w:jc w:val="center"/>
-        </w:trPr>
-        <w:tc>
-          <w:tcPr>
-            <w:tcW w:w="4933" w:type="dxa"/>
-            <w:shd w:val="clear" w:color="auto" w:fill="FFFFFF"/>
-            <w:vAlign w:val="center"/>
-          </w:tcPr>
-          <w:p>
-            <w:pPr>
-              <w:keepNext/>
-              <w:spacing w:after="60" w:line="252" w:lineRule="auto"/>
-            </w:pPr>
-            <w:r>
-              <w:t>4. Le gestionnaire lance la recherche.</w:t>
-            </w:r>
-          </w:p>
-        </w:tc>
-        <w:tc>
-          <w:tcPr>
-            <w:tcW w:w="4933" w:type="dxa"/>
-            <w:shd w:val="clear" w:color="auto" w:fill="FFFFFF"/>
-            <w:vAlign w:val="center"/>
-          </w:tcPr>
-          <w:p>
-            <w:pPr>
-              <w:keepNext/>
-              <w:spacing w:after="60" w:line="252" w:lineRule="auto"/>
-            </w:pPr>
-            <w:r>
-              <w:t>5. Le système recherche les matériels correspondant aux critères.</w:t>
-            </w:r>
-          </w:p>
-        </w:tc>
-      </w:tr>
-      <w:tr>
-        <w:trPr>
-          <w:cantSplit/>
-          <w:jc w:val="center"/>
-        </w:trPr>
-        <w:tc>
-          <w:tcPr>
-            <w:tcW w:w="4933" w:type="dxa"/>
-            <w:shd w:val="clear" w:color="auto" w:fill="FFFFFF"/>
-            <w:vAlign w:val="center"/>
-          </w:tcPr>
-          <w:p>
-            <w:pPr>
-              <w:keepNext/>
-              <w:spacing w:after="60" w:line="252" w:lineRule="auto"/>
-            </w:pPr>
-          </w:p>
-        </w:tc>
-        <w:tc>
-          <w:tcPr>
-            <w:tcW w:w="4933" w:type="dxa"/>
-            <w:shd w:val="clear" w:color="auto" w:fill="FFFFFF"/>
-            <w:vAlign w:val="center"/>
-          </w:tcPr>
-          <w:p>
-            <w:pPr>
-              <w:keepNext/>
-              <w:spacing w:after="60" w:line="252" w:lineRule="auto"/>
-            </w:pPr>
-            <w:r>
-              <w:t>6. Le système affiche la liste des matériels trouvés.</w:t>
-            </w:r>
-          </w:p>
-        </w:tc>
-      </w:tr>
-      <w:tr>
-        <w:trPr>
-          <w:cantSplit/>
-          <w:jc w:val="center"/>
-        </w:trPr>
-        <w:tc>
-          <w:tcPr>
-            <w:tcW w:w="4933" w:type="dxa"/>
-            <w:shd w:val="clear" w:color="auto" w:fill="FFFFFF"/>
-            <w:vAlign w:val="center"/>
-          </w:tcPr>
-          <w:p>
-            <w:pPr>
-              <w:spacing w:after="60" w:line="252" w:lineRule="auto"/>
-            </w:pPr>
-            <w:r>
-              <w:t>7. Le gestionnaire peut sélectionner un matériel dans la liste.</w:t>
-            </w:r>
-          </w:p>
-        </w:tc>
-        <w:tc>
-          <w:tcPr>
-            <w:tcW w:w="4933" w:type="dxa"/>
-            <w:shd w:val="clear" w:color="auto" w:fill="FFFFFF"/>
-            <w:vAlign w:val="center"/>
-          </w:tcPr>
-          <w:p>
-            <w:pPr>
-              <w:spacing w:after="60" w:line="252" w:lineRule="auto"/>
-            </w:pPr>
+            <w:r>
+              <w:t>3</w:t>
+            </w:r>
+            <w:r>
+              <w:t>. Le système affiche la liste des matériels trouvés.</w:t>
+            </w:r>
           </w:p>
         </w:tc>
       </w:tr>
@@ -1246,7 +1064,10 @@
               <w:spacing w:after="60" w:line="252" w:lineRule="auto"/>
             </w:pPr>
             <w:r>
-              <w:t>3a.1 Le gestionnaire ne renseigne aucun critère.</w:t>
+              <w:t>1</w:t>
+            </w:r>
+            <w:r>
+              <w:t>a.1 Le gestionnaire ne renseigne aucun critère.</w:t>
             </w:r>
           </w:p>
         </w:tc>
@@ -1292,10 +1113,10 @@
               <w:spacing w:after="60" w:line="252" w:lineRule="auto"/>
             </w:pPr>
             <w:r>
-              <w:t>3a.2 Le système affiche l’ensemble des matériels enregistrés</w:t>
-            </w:r>
-            <w:r>
-              <w:t>.</w:t>
+              <w:t>1</w:t>
+            </w:r>
+            <w:r>
+              <w:t>a.2 Le système affiche l’ensemble des matériels enregistrés.</w:t>
             </w:r>
           </w:p>
         </w:tc>
@@ -1420,7 +1241,13 @@
               <w:spacing w:after="60" w:line="252" w:lineRule="auto"/>
             </w:pPr>
             <w:r>
-              <w:t>3b.1 Le gestionnaire sélectionne « Réinitialiser ».</w:t>
+              <w:t>3</w:t>
+            </w:r>
+            <w:r>
+              <w:t>a</w:t>
+            </w:r>
+            <w:r>
+              <w:t>.1 Le gestionnaire sélectionne « Réinitialiser ».</w:t>
             </w:r>
           </w:p>
         </w:tc>
@@ -1468,7 +1295,13 @@
               <w:spacing w:after="60" w:line="252" w:lineRule="auto"/>
             </w:pPr>
             <w:r>
-              <w:t>3b.2 Le système efface les critères renseignés et affiche l’ensemble des matériels.</w:t>
+              <w:t>3</w:t>
+            </w:r>
+            <w:r>
+              <w:t>a</w:t>
+            </w:r>
+            <w:r>
+              <w:t>.2 Le système efface les critères renseignés et affiche l’ensemble des matériels.</w:t>
             </w:r>
           </w:p>
         </w:tc>
@@ -1501,7 +1334,13 @@
               <w:spacing w:after="60" w:line="252" w:lineRule="auto"/>
             </w:pPr>
             <w:r>
-              <w:t>3b.3 Retour à l’étape 3.</w:t>
+              <w:t>3</w:t>
+            </w:r>
+            <w:r>
+              <w:t>a</w:t>
+            </w:r>
+            <w:r>
+              <w:t>.3 Retour à l’étape 3.</w:t>
             </w:r>
           </w:p>
         </w:tc>
@@ -1514,7 +1353,7 @@
     </w:p>
     <w:tbl>
       <w:tblPr>
-        <w:tblW w:w="0" w:type="auto"/>
+        <w:tblW w:w="9866" w:type="dxa"/>
         <w:jc w:val="center"/>
         <w:tblBorders>
           <w:top w:val="single" w:sz="6" w:space="0" w:color="D9D9D9"/>
@@ -1559,7 +1398,19 @@
               <w:rPr>
                 <w:b/>
               </w:rPr>
-              <w:t>Scénario d’exception 1 : Aucun résultat trouvé</w:t>
+              <w:t xml:space="preserve">Scénario </w:t>
+            </w:r>
+            <w:r>
+              <w:rPr>
+                <w:b/>
+              </w:rPr>
+              <w:t xml:space="preserve">alternatif 3 </w:t>
+            </w:r>
+            <w:r>
+              <w:rPr>
+                <w:b/>
+              </w:rPr>
+              <w:t>: Aucun résultat trouvé</w:t>
             </w:r>
           </w:p>
         </w:tc>
@@ -1639,7 +1490,10 @@
               <w:spacing w:after="60" w:line="252" w:lineRule="auto"/>
             </w:pPr>
             <w:r>
-              <w:t>5a.1 Aucun matériel ne correspond aux critères saisis.</w:t>
+              <w:t>2</w:t>
+            </w:r>
+            <w:r>
+              <w:t>a.1 Aucun matériel ne correspond aux critères saisis.</w:t>
             </w:r>
           </w:p>
         </w:tc>
@@ -1674,41 +1528,13 @@
               <w:spacing w:after="60" w:line="252" w:lineRule="auto"/>
             </w:pPr>
             <w:r>
-              <w:t>5a.2 Le système affiche le message : « Aucun matériel ne correspond à votre recherche ».</w:t>
-            </w:r>
-          </w:p>
-        </w:tc>
-      </w:tr>
-      <w:tr>
-        <w:trPr>
-          <w:cantSplit/>
-          <w:jc w:val="center"/>
-        </w:trPr>
-        <w:tc>
-          <w:tcPr>
-            <w:tcW w:w="4933" w:type="dxa"/>
-            <w:shd w:val="clear" w:color="auto" w:fill="FFFFFF"/>
-            <w:vAlign w:val="center"/>
-          </w:tcPr>
-          <w:p>
-            <w:pPr>
-              <w:spacing w:after="60" w:line="252" w:lineRule="auto"/>
-            </w:pPr>
-          </w:p>
-        </w:tc>
-        <w:tc>
-          <w:tcPr>
-            <w:tcW w:w="4933" w:type="dxa"/>
-            <w:shd w:val="clear" w:color="auto" w:fill="FFFFFF"/>
-            <w:vAlign w:val="center"/>
-          </w:tcPr>
-          <w:p>
-            <w:pPr>
-              <w:spacing w:after="60" w:line="252" w:lineRule="auto"/>
-            </w:pPr>
-            <w:r>
-              <w:t>5a.3 Retour à l’étape 3.</w:t>
-            </w:r>
+              <w:t>2</w:t>
+            </w:r>
+            <w:r>
+              <w:t>a.2 Le système affiche le message : « Aucun matériel ne correspond à votre recherche ».</w:t>
+            </w:r>
+            <w:bookmarkStart w:id="0" w:name="_GoBack"/>
+            <w:bookmarkEnd w:id="0"/>
           </w:p>
         </w:tc>
       </w:tr>
@@ -1741,6 +1567,7 @@
         <w:rPr>
           <w:noProof/>
         </w:rPr>
+        <w:lastRenderedPageBreak/>
         <w:drawing>
           <wp:inline distT="0" distB="0" distL="0" distR="0">
             <wp:extent cx="6263990" cy="2724150"/>
@@ -1863,7 +1690,6 @@
       <w:pPr>
         <w:spacing w:after="100" w:line="252" w:lineRule="auto"/>
       </w:pPr>
-      <w:bookmarkStart w:id="0" w:name="_GoBack"/>
       <w:r>
         <w:rPr>
           <w:noProof/>
@@ -1917,7 +1743,6 @@
           </wp:inline>
         </w:drawing>
       </w:r>
-      <w:bookmarkEnd w:id="0"/>
     </w:p>
     <w:sectPr>
       <w:pgSz w:w="11906" w:h="16838"/>
